--- a/doc/RELATORIOS DE ATIV. PRATICAS.docx
+++ b/doc/RELATORIOS DE ATIV. PRATICAS.docx
@@ -829,7 +829,61 @@
           <w:szCs w:val="24"/>
           <w:lang w:val="pt-BR" w:eastAsia="pt-BR"/>
         </w:rPr>
-        <w:t xml:space="preserve">Período de realização: ___/___ /___ a ___ /___ /___ </w:t>
+        <w:t xml:space="preserve">Período de realização: </w:t>
+      </w:r>
+      <w:r>
+        <w:rPr>
+          <w:rFonts w:ascii="Arial" w:eastAsia="Arial" w:hAnsi="Arial" w:cs="Arial"/>
+          <w:sz w:val="24"/>
+          <w:szCs w:val="24"/>
+          <w:lang w:val="pt-BR" w:eastAsia="pt-BR"/>
+        </w:rPr>
+        <w:t>30</w:t>
+      </w:r>
+      <w:r>
+        <w:rPr>
+          <w:rFonts w:ascii="Arial" w:eastAsia="Arial" w:hAnsi="Arial" w:cs="Arial"/>
+          <w:sz w:val="24"/>
+          <w:szCs w:val="24"/>
+          <w:lang w:val="pt-BR" w:eastAsia="pt-BR"/>
+        </w:rPr>
+        <w:t>/</w:t>
+      </w:r>
+      <w:r>
+        <w:rPr>
+          <w:rFonts w:ascii="Arial" w:eastAsia="Arial" w:hAnsi="Arial" w:cs="Arial"/>
+          <w:sz w:val="24"/>
+          <w:szCs w:val="24"/>
+          <w:lang w:val="pt-BR" w:eastAsia="pt-BR"/>
+        </w:rPr>
+        <w:t>07</w:t>
+      </w:r>
+      <w:r>
+        <w:rPr>
+          <w:rFonts w:ascii="Arial" w:eastAsia="Arial" w:hAnsi="Arial" w:cs="Arial"/>
+          <w:sz w:val="24"/>
+          <w:szCs w:val="24"/>
+          <w:lang w:val="pt-BR" w:eastAsia="pt-BR"/>
+        </w:rPr>
+        <w:t>/</w:t>
+      </w:r>
+      <w:r>
+        <w:rPr>
+          <w:rFonts w:ascii="Arial" w:eastAsia="Arial" w:hAnsi="Arial" w:cs="Arial"/>
+          <w:sz w:val="24"/>
+          <w:szCs w:val="24"/>
+          <w:lang w:val="pt-BR" w:eastAsia="pt-BR"/>
+        </w:rPr>
+        <w:t>2026</w:t>
+      </w:r>
+      <w:r>
+        <w:rPr>
+          <w:rFonts w:ascii="Arial" w:eastAsia="Arial" w:hAnsi="Arial" w:cs="Arial"/>
+          <w:sz w:val="24"/>
+          <w:szCs w:val="24"/>
+          <w:lang w:val="pt-BR" w:eastAsia="pt-BR"/>
+        </w:rPr>
+        <w:t xml:space="preserve"> a ___ /___ /___ </w:t>
       </w:r>
     </w:p>
     <w:p>
